--- a/projects/valuepickr-open-screen/docs/Suprajit Engineering Ltd.docx
+++ b/projects/valuepickr-open-screen/docs/Suprajit Engineering Ltd.docx
@@ -2967,6 +2967,187 @@
           <w:szCs w:val="18"/>
         </w:rPr>
         <w:t xml:space="preserve">This is independent research and analysis for informational purposes only, not personalized financial or investment advice. Past multi-bagger performance and forum/social sentiment are not indicators of future returns. Do your own due diligence before investing.</w:t>
+      </w:r>
+    </w:p>
+    <w:p/>
+    <w:p>
+      <w:r>
+        <w:rPr>
+          <w:b/>
+          <w:sz w:val="28"/>
+        </w:rPr>
+        <w:t>🔄 RESEARCH UPDATE - 2026-10-05</w:t>
+      </w:r>
+    </w:p>
+    <w:p>
+      <w:r>
+        <w:rPr>
+          <w:b/>
+        </w:rPr>
+        <w:t>📊 Key Metrics:</w:t>
+      </w:r>
+    </w:p>
+    <w:p>
+      <w:pPr>
+        <w:ind w:left="360"/>
+      </w:pPr>
+      <w:r>
+        <w:t xml:space="preserve">  • Company: Suprajit Engineering Ltd</w:t>
+      </w:r>
+    </w:p>
+    <w:p>
+      <w:pPr>
+        <w:ind w:left="360"/>
+      </w:pPr>
+      <w:r>
+        <w:t xml:space="preserve">  • Conviction: Not rated</w:t>
+      </w:r>
+    </w:p>
+    <w:p>
+      <w:pPr>
+        <w:ind w:left="360"/>
+      </w:pPr>
+      <w:r>
+        <w:t xml:space="preserve">  • Thesis: neither</w:t>
+      </w:r>
+    </w:p>
+    <w:p>
+      <w:pPr>
+        <w:ind w:left="360"/>
+      </w:pPr>
+      <w:r>
+        <w:t xml:space="preserve">  • 4-Box Score: 2.0</w:t>
+      </w:r>
+    </w:p>
+    <w:p>
+      <w:pPr>
+        <w:ind w:left="360"/>
+      </w:pPr>
+      <w:r>
+        <w:t xml:space="preserve">  • Research Date: 2026-09-01</w:t>
+      </w:r>
+    </w:p>
+    <w:p>
+      <w:pPr>
+        <w:ind w:left="360"/>
+      </w:pPr>
+      <w:r>
+        <w:t xml:space="preserve">  • Red Flag: None</w:t>
+      </w:r>
+    </w:p>
+    <w:p/>
+    <w:p>
+      <w:r>
+        <w:rPr>
+          <w:b/>
+        </w:rPr>
+        <w:t>📝 Verdict:</w:t>
+      </w:r>
+    </w:p>
+    <w:p>
+      <w:pPr>
+        <w:ind w:left="360"/>
+      </w:pPr>
+      <w:r>
+        <w:t>A real, clean margin-recovery inflection (GCM restructuring delivered, SED compounding) in a well-governed global auto-ancillary -- but Rs 993 Cr of rising debt caps the EPS benefit (PAT +9% on EBITDA +57.5%), returns are mid-teens, and the size math rules out a literal 10x; conviction cut to Medium-High, thesis reclassified to 'neither'</w:t>
+      </w:r>
+    </w:p>
+    <w:p/>
+    <w:p>
+      <w:r>
+        <w:rPr>
+          <w:b/>
+        </w:rPr>
+        <w:t>📈 Bull Case:</w:t>
+      </w:r>
+    </w:p>
+    <w:p>
+      <w:pPr>
+        <w:ind w:left="360"/>
+      </w:pPr>
+      <w:r>
+        <w:t>GCM restructuring genuinely delivered: EBIT margin 5.8% -&gt; 12.6% in Q1 FY27 with 'no material one-offs' and ~20-23% organic growth -- a structural cost-base reset, not a one-quarter blip</w:t>
+      </w:r>
+    </w:p>
+    <w:p>
+      <w:pPr>
+        <w:ind w:left="360"/>
+      </w:pPr>
+      <w:r>
+        <w:t>SED (higher-value electronics) compounding: Q1 FY27 revenue +48%, EBITDA +100%, capacity expansion 'on war footing', ~12 months of growth visibility; new wins in telematics, connected clusters, e-throttle, PCUs</w:t>
+      </w:r>
+    </w:p>
+    <w:p>
+      <w:pPr>
+        <w:ind w:left="360"/>
+      </w:pPr>
+      <w:r>
+        <w:t>Real operating leverage at EBITDA (Q1 FY27 revenue +24%, EBITDA +57.5%); consolidated FY27 EBITDA-margin guide 12-13.5% reaffirmed by the Chairman</w:t>
+      </w:r>
+    </w:p>
+    <w:p>
+      <w:pPr>
+        <w:ind w:left="360"/>
+      </w:pPr>
+      <w:r>
+        <w:t>Fresh order wins with specifics: largest EV cable deal $5M annual / $37M lifetime; European luxury OEM $2M/$12M; Japanese OEM $1.2M/$6M</w:t>
+      </w:r>
+    </w:p>
+    <w:p>
+      <w:pPr>
+        <w:ind w:left="360"/>
+      </w:pPr>
+      <w:r>
+        <w:t>Clean governance (promoter holding stable ~45%, RPTs clean); OmkarT (trusted, elevated) actively deliberating deploying his next cash tranche into it as a top-2 holding</w:t>
+      </w:r>
+    </w:p>
+    <w:p/>
+    <w:p>
+      <w:r>
+        <w:rPr>
+          <w:b/>
+        </w:rPr>
+        <w:t>📉 Bear Case:</w:t>
+      </w:r>
+    </w:p>
+    <w:p>
+      <w:pPr>
+        <w:ind w:left="360"/>
+      </w:pPr>
+      <w:r>
+        <w:t>Consolidated PAT rose only 9% YoY in Q1 FY27 despite EBITDA +57.5% -- interest + depreciation on Rs 993 Cr of rising debt absorb the operating leverage before it reaches EPS</w:t>
+      </w:r>
+    </w:p>
+    <w:p>
+      <w:pPr>
+        <w:ind w:left="360"/>
+      </w:pPr>
+      <w:r>
+        <w:t>Mid-teens returns: consolidated ROCE ~15.5%, ROE ~13.1%; capital-intensive with borrowings up Rs 708 -&gt; 993 Cr over two years</w:t>
+      </w:r>
+    </w:p>
+    <w:p>
+      <w:pPr>
+        <w:ind w:left="360"/>
+      </w:pPr>
+      <w:r>
+        <w:t>Earnings still lumpy through restructuring: Q3 FY26 EPS collapsed to Rs 0.91 (from Rs 3.71); a GST order was disclosed around that period</w:t>
+      </w:r>
+    </w:p>
+    <w:p>
+      <w:pPr>
+        <w:ind w:left="360"/>
+      </w:pPr>
+      <w:r>
+        <w:t>ICM -- the core India cash cow -- saw EBITDA margin fall 15% -&gt; 13% on delayed raw-material price pass-through</w:t>
+      </w:r>
+    </w:p>
+    <w:p>
+      <w:pPr>
+        <w:ind w:left="360"/>
+      </w:pPr>
+      <w:r>
+        <w:t>~37x trailing / ~26x FY27-consensus / ~16x EV-EBITDA is a full multiple for a mid-teens-ROE auto-ancillary; GCM's 12.6% margin is only one quarter old</w:t>
       </w:r>
     </w:p>
     <w:sectPr>
